--- a/docs/測試報告.docx
+++ b/docs/測試報告.docx
@@ -19,48 +19,6 @@
           <w:lang w:eastAsia="zh-TW"/>
         </w:rPr>
         <w:t>密碼檢查器測試報告</w:t>
-      </w:r>
-    </w:p>
-    <w:p>
-      <w:pPr>
-        <w:rPr>
-          <w:rFonts w:eastAsia="新細明體"/>
-          <w:lang w:eastAsia="zh-TW"/>
-        </w:rPr>
-      </w:pPr>
-      <w:r>
-        <w:rPr>
-          <w:lang w:eastAsia="zh-TW"/>
-        </w:rPr>
-        <w:t xml:space="preserve">本報告整理密碼檢查器的測試規則、9 </w:t>
-      </w:r>
-      <w:proofErr w:type="gramStart"/>
-      <w:r>
-        <w:rPr>
-          <w:lang w:eastAsia="zh-TW"/>
-        </w:rPr>
-        <w:t>個</w:t>
-      </w:r>
-      <w:proofErr w:type="gramEnd"/>
-      <w:r>
-        <w:rPr>
-          <w:lang w:eastAsia="zh-TW"/>
-        </w:rPr>
-        <w:t xml:space="preserve">測試案例、覆蓋率畫面與控制流程。依既有 JUnit 報告，9 </w:t>
-      </w:r>
-      <w:proofErr w:type="gramStart"/>
-      <w:r>
-        <w:rPr>
-          <w:lang w:eastAsia="zh-TW"/>
-        </w:rPr>
-        <w:t>個</w:t>
-      </w:r>
-      <w:proofErr w:type="gramEnd"/>
-      <w:r>
-        <w:rPr>
-          <w:lang w:eastAsia="zh-TW"/>
-        </w:rPr>
-        <w:t>案例皆通過；各案例的輸入、預期結果及測試目標詳列於第三章。</w:t>
       </w:r>
     </w:p>
     <w:p>
@@ -348,21 +306,7 @@
         <w:rPr>
           <w:lang w:eastAsia="zh-TW"/>
         </w:rPr>
-        <w:t xml:space="preserve">）為測試對象，其功能是驗證密碼是否符合「長度為 4～6 </w:t>
-      </w:r>
-      <w:proofErr w:type="gramStart"/>
-      <w:r>
-        <w:rPr>
-          <w:lang w:eastAsia="zh-TW"/>
-        </w:rPr>
-        <w:t>個</w:t>
-      </w:r>
-      <w:proofErr w:type="gramEnd"/>
-      <w:r>
-        <w:rPr>
-          <w:lang w:eastAsia="zh-TW"/>
-        </w:rPr>
-        <w:t>字元，且至少包含一個英文字母與一個數字」的規則。N1～N15 是自訂流程節點。其他字元可以出現在密碼中，但不算英文字母或數字。</w:t>
+        <w:t>）為測試對象，其功能是驗證密碼是否符合「長度為 4～6 個字元，且至少包含一個英文字母與一個數字」的規則。N1～N15 是自訂流程節點。其他字元可以出現在密碼中，但不算英文字母或數字。</w:t>
       </w:r>
     </w:p>
     <w:p>
@@ -476,21 +420,7 @@
         <w:rPr>
           <w:lang w:eastAsia="zh-TW"/>
         </w:rPr>
-        <w:t xml:space="preserve"> 原始碼畫面。第 4 行包含預設建構子，第 26 行對應</w:t>
-      </w:r>
-      <w:proofErr w:type="gramStart"/>
-      <w:r>
-        <w:rPr>
-          <w:lang w:eastAsia="zh-TW"/>
-        </w:rPr>
-        <w:t>迴圈跳</w:t>
-      </w:r>
-      <w:proofErr w:type="gramEnd"/>
-      <w:r>
-        <w:rPr>
-          <w:lang w:eastAsia="zh-TW"/>
-        </w:rPr>
-        <w:t>回指令，因此僅有大括號的行也可能計入覆蓋率。</w:t>
+        <w:t xml:space="preserve"> 原始碼畫面。第 4 行包含預設建構子，第 26 行對應迴圈跳回指令，因此僅有大括號的行也可能計入覆蓋率。</w:t>
       </w:r>
     </w:p>
     <w:p>
@@ -1262,23 +1192,7 @@
                 <w:sz w:val="19"/>
                 <w:lang w:eastAsia="zh-TW"/>
               </w:rPr>
-              <w:t xml:space="preserve">密碼已有英文和數字，但長度只有 3。 確認少於 4 </w:t>
-            </w:r>
-            <w:proofErr w:type="gramStart"/>
-            <w:r>
-              <w:rPr>
-                <w:sz w:val="19"/>
-                <w:lang w:eastAsia="zh-TW"/>
-              </w:rPr>
-              <w:t>個</w:t>
-            </w:r>
-            <w:proofErr w:type="gramEnd"/>
-            <w:r>
-              <w:rPr>
-                <w:sz w:val="19"/>
-                <w:lang w:eastAsia="zh-TW"/>
-              </w:rPr>
-              <w:t>字元時，仍然不能通過。</w:t>
+              <w:t>密碼已有英文和數字，但長度只有 3。 確認少於 4 個字元時，仍然不能通過。</w:t>
             </w:r>
             <w:r>
               <w:rPr>
@@ -1804,19 +1718,11 @@
         </w:rPr>
         <w:t xml:space="preserve"> 5 </w:t>
       </w:r>
-      <w:proofErr w:type="gramStart"/>
       <w:r>
         <w:rPr>
           <w:lang w:eastAsia="zh-TW"/>
         </w:rPr>
-        <w:t>個</w:t>
-      </w:r>
-      <w:proofErr w:type="gramEnd"/>
-      <w:r>
-        <w:rPr>
-          <w:lang w:eastAsia="zh-TW"/>
-        </w:rPr>
-        <w:t>字元，含大寫英文</w:t>
+        <w:t>個字元，含大寫英文</w:t>
       </w:r>
     </w:p>
     <w:tbl>
@@ -2579,23 +2485,7 @@
                 <w:sz w:val="19"/>
                 <w:lang w:eastAsia="zh-TW"/>
               </w:rPr>
-              <w:t xml:space="preserve">長度剛好是允許的上限 6，應通過檢查。 確認程式不會把 6 </w:t>
-            </w:r>
-            <w:proofErr w:type="gramStart"/>
-            <w:r>
-              <w:rPr>
-                <w:sz w:val="19"/>
-                <w:lang w:eastAsia="zh-TW"/>
-              </w:rPr>
-              <w:t>個</w:t>
-            </w:r>
-            <w:proofErr w:type="gramEnd"/>
-            <w:r>
-              <w:rPr>
-                <w:sz w:val="19"/>
-                <w:lang w:eastAsia="zh-TW"/>
-              </w:rPr>
-              <w:t>字元誤判為太長。</w:t>
+              <w:t>長度剛好是允許的上限 6，應通過檢查。 確認程式不會把 6 個字元誤判為太長。</w:t>
             </w:r>
             <w:r>
               <w:rPr>
@@ -3019,23 +2909,7 @@
                 <w:sz w:val="19"/>
                 <w:lang w:eastAsia="zh-TW"/>
               </w:rPr>
-              <w:t xml:space="preserve">密碼已有英文和數字，但長度是 7。 確認超過 6 </w:t>
-            </w:r>
-            <w:proofErr w:type="gramStart"/>
-            <w:r>
-              <w:rPr>
-                <w:sz w:val="19"/>
-                <w:lang w:eastAsia="zh-TW"/>
-              </w:rPr>
-              <w:t>個</w:t>
-            </w:r>
-            <w:proofErr w:type="gramEnd"/>
-            <w:r>
-              <w:rPr>
-                <w:sz w:val="19"/>
-                <w:lang w:eastAsia="zh-TW"/>
-              </w:rPr>
-              <w:t>字元時不能通過。</w:t>
+              <w:t>密碼已有英文和數字，但長度是 7。 確認超過 6 個字元時不能通過。</w:t>
             </w:r>
             <w:r>
               <w:rPr>
